--- a/Report - ACEest Fitness.docx
+++ b/Report - ACEest Fitness.docx
@@ -1230,8 +1230,6 @@
           <w:lang w:eastAsia="en-IN"/>
         </w:rPr>
       </w:pPr>
-      <w:bookmarkStart w:id="0" w:name="_GoBack"/>
-      <w:bookmarkEnd w:id="0"/>
       <w:r>
         <w:rPr>
           <w:rFonts w:ascii="Times New Roman" w:eastAsia="Times New Roman" w:hAnsi="Times New Roman" w:cs="Times New Roman"/>
@@ -1241,7 +1239,6 @@
           <w:szCs w:val="27"/>
           <w:lang w:eastAsia="en-IN"/>
         </w:rPr>
-        <w:lastRenderedPageBreak/>
         <w:t>4. Key Automation Outcomes</w:t>
       </w:r>
     </w:p>
@@ -1268,6 +1265,7 @@
           <w:szCs w:val="24"/>
           <w:lang w:eastAsia="en-IN"/>
         </w:rPr>
+        <w:lastRenderedPageBreak/>
         <w:t>Automated Build &amp; Test</w:t>
       </w:r>
       <w:r>
@@ -1501,6 +1499,17 @@
     <w:p>
       <w:pPr>
         <w:spacing w:before="100" w:beforeAutospacing="1" w:after="100" w:afterAutospacing="1" w:line="240" w:lineRule="auto"/>
+        <w:rPr>
+          <w:rFonts w:ascii="Times New Roman" w:eastAsia="Times New Roman" w:hAnsi="Times New Roman" w:cs="Times New Roman"/>
+          <w:sz w:val="24"/>
+          <w:szCs w:val="24"/>
+          <w:lang w:eastAsia="en-IN"/>
+        </w:rPr>
+      </w:pPr>
+    </w:p>
+    <w:p>
+      <w:pPr>
+        <w:spacing w:before="100" w:beforeAutospacing="1" w:after="100" w:afterAutospacing="1" w:line="240" w:lineRule="auto"/>
         <w:outlineLvl w:val="2"/>
         <w:rPr>
           <w:rFonts w:ascii="Times New Roman" w:eastAsia="Times New Roman" w:hAnsi="Times New Roman" w:cs="Times New Roman"/>
@@ -1520,7 +1529,112 @@
           <w:szCs w:val="27"/>
           <w:lang w:eastAsia="en-IN"/>
         </w:rPr>
-        <w:t>5. Conclusion</w:t>
+        <w:t xml:space="preserve">5. </w:t>
+      </w:r>
+      <w:proofErr w:type="spellStart"/>
+      <w:r>
+        <w:rPr>
+          <w:rFonts w:ascii="Times New Roman" w:eastAsia="Times New Roman" w:hAnsi="Times New Roman" w:cs="Times New Roman"/>
+          <w:b/>
+          <w:bCs/>
+          <w:sz w:val="27"/>
+          <w:szCs w:val="27"/>
+          <w:lang w:eastAsia="en-IN"/>
+        </w:rPr>
+        <w:t>Github</w:t>
+      </w:r>
+      <w:proofErr w:type="spellEnd"/>
+      <w:r>
+        <w:rPr>
+          <w:rFonts w:ascii="Times New Roman" w:eastAsia="Times New Roman" w:hAnsi="Times New Roman" w:cs="Times New Roman"/>
+          <w:b/>
+          <w:bCs/>
+          <w:sz w:val="27"/>
+          <w:szCs w:val="27"/>
+          <w:lang w:eastAsia="en-IN"/>
+        </w:rPr>
+        <w:t xml:space="preserve"> Repo Link</w:t>
+      </w:r>
+      <w:bookmarkStart w:id="0" w:name="_GoBack"/>
+      <w:bookmarkEnd w:id="0"/>
+    </w:p>
+    <w:p>
+      <w:pPr>
+        <w:spacing w:before="100" w:beforeAutospacing="1" w:after="100" w:afterAutospacing="1" w:line="240" w:lineRule="auto"/>
+        <w:outlineLvl w:val="2"/>
+        <w:rPr>
+          <w:rFonts w:ascii="Times New Roman" w:eastAsia="Times New Roman" w:hAnsi="Times New Roman" w:cs="Times New Roman"/>
+          <w:bCs/>
+          <w:sz w:val="24"/>
+          <w:szCs w:val="24"/>
+          <w:lang w:eastAsia="en-IN"/>
+        </w:rPr>
+      </w:pPr>
+      <w:r>
+        <w:rPr>
+          <w:rFonts w:ascii="Times New Roman" w:eastAsia="Times New Roman" w:hAnsi="Times New Roman" w:cs="Times New Roman"/>
+          <w:bCs/>
+          <w:sz w:val="24"/>
+          <w:szCs w:val="24"/>
+          <w:lang w:eastAsia="en-IN"/>
+        </w:rPr>
+        <w:t>https://github.com/SaravananS-Wilp/ACEest-Fitness-Gym---Automated-CI-CD-Pipeline-Assignment-2</w:t>
+      </w:r>
+    </w:p>
+    <w:p>
+      <w:pPr>
+        <w:spacing w:before="100" w:beforeAutospacing="1" w:after="100" w:afterAutospacing="1" w:line="240" w:lineRule="auto"/>
+        <w:rPr>
+          <w:rFonts w:ascii="Times New Roman" w:eastAsia="Times New Roman" w:hAnsi="Times New Roman" w:cs="Times New Roman"/>
+          <w:sz w:val="24"/>
+          <w:szCs w:val="24"/>
+          <w:lang w:eastAsia="en-IN"/>
+        </w:rPr>
+      </w:pPr>
+      <w:r>
+        <w:rPr>
+          <w:rFonts w:ascii="Times New Roman" w:eastAsia="Times New Roman" w:hAnsi="Times New Roman" w:cs="Times New Roman"/>
+          <w:sz w:val="24"/>
+          <w:szCs w:val="24"/>
+          <w:lang w:eastAsia="en-IN"/>
+        </w:rPr>
+        <w:t xml:space="preserve"> </w:t>
+      </w:r>
+    </w:p>
+    <w:p>
+      <w:pPr>
+        <w:spacing w:before="100" w:beforeAutospacing="1" w:after="100" w:afterAutospacing="1" w:line="240" w:lineRule="auto"/>
+        <w:outlineLvl w:val="2"/>
+        <w:rPr>
+          <w:rFonts w:ascii="Times New Roman" w:eastAsia="Times New Roman" w:hAnsi="Times New Roman" w:cs="Times New Roman"/>
+          <w:b/>
+          <w:bCs/>
+          <w:sz w:val="27"/>
+          <w:szCs w:val="27"/>
+          <w:lang w:eastAsia="en-IN"/>
+        </w:rPr>
+      </w:pPr>
+      <w:r>
+        <w:rPr>
+          <w:rFonts w:ascii="Times New Roman" w:eastAsia="Times New Roman" w:hAnsi="Times New Roman" w:cs="Times New Roman"/>
+          <w:b/>
+          <w:bCs/>
+          <w:sz w:val="27"/>
+          <w:szCs w:val="27"/>
+          <w:lang w:eastAsia="en-IN"/>
+        </w:rPr>
+        <w:t>6</w:t>
+      </w:r>
+      <w:r>
+        <w:rPr>
+          <w:rFonts w:ascii="Times New Roman" w:eastAsia="Times New Roman" w:hAnsi="Times New Roman" w:cs="Times New Roman"/>
+          <w:b/>
+          <w:bCs/>
+          <w:sz w:val="27"/>
+          <w:szCs w:val="27"/>
+          <w:lang w:eastAsia="en-IN"/>
+        </w:rPr>
+        <w:t>. Conclusion</w:t>
       </w:r>
     </w:p>
     <w:p>
